--- a/guides/Beginner_Learning_Guide.docx
+++ b/guides/Beginner_Learning_Guide.docx
@@ -9369,7 +9369,7 @@
         <w:ind w:left="288"/>
       </w:pPr>
       <w:r>
-        <w:t>Different models optimize different patterns. Random forest has slightly better late-closure AUC, while XGBoost is strongest for conditional spillover. No model dominates every metric.</w:t>
+        <w:t>Different models optimize different patterns. Random forest has the strongest late-closure AUC. XGBoost has the highest AUC only in the easier full-population spillover table, while the nonempty conditional-spillover ranking is highest for scope-only logistic regression. No model dominates every setting.</w:t>
       </w:r>
     </w:p>
     <w:p>
